--- a/КР/reference.docx
+++ b/КР/reference.docx
@@ -784,6 +784,16 @@
     <w:rPr>
       <w:i/>
     </w:rPr>
+  </w:style>
+  <w:style w:type="paragraph" w:styleId="AuthorRight">
+    <w:name w:val="AuthorRight"/>
+    <w:basedOn w:val="Normal"/>
+    <w:next w:val="BodyText"/>
+    <w:qFormat/>
+    <w:pPr>
+      <w:ind w:firstLine="0"/>
+      <w:jc w:val="right"/>
+    </w:pPr>
   </w:style>
 </w:styles>
 </file>
